--- a/DBTUNING/ch20_통계수집_AWR인프라/ch20_실습문제_정답.docx
+++ b/DBTUNING/ch20_통계수집_AWR인프라/ch20_실습문제_정답.docx
@@ -7,7 +7,7 @@
         <w:pStyle w:val="Heading1"/>
       </w:pPr>
       <w:r>
-        <w:t>제6장  통계 수집 ① 자동 수집과 AWR 인프라 — 실습문제 정답 및 해설</w:t>
+        <w:t>제ch20  통계 수집 ① 자동 수집과 AWR 인프라 — 실습문제 정답 및 해설</w:t>
       </w:r>
     </w:p>
     <w:p>
@@ -655,7 +655,7 @@
         <w:rPr>
           <w:b w:val="0"/>
         </w:rPr>
-        <w:t>해설: 정기 이력이 아니라 한 구간만 필요하면 V$ 누적값을 두 번 찍어 빼는 5장 방식이 가장 가볍다.</w:t>
+        <w:t>해설: 정기 이력이 아니라 한 구간만 필요하면 V$ 누적값을 두 번 찍어 빼는 ch19 방식이 가장 가볍다.</w:t>
       </w:r>
     </w:p>
     <w:p>

--- a/DBTUNING/ch20_통계수집_AWR인프라/ch20_실습문제_정답.docx
+++ b/DBTUNING/ch20_통계수집_AWR인프라/ch20_실습문제_정답.docx
@@ -7,7 +7,7 @@
         <w:pStyle w:val="Heading1"/>
       </w:pPr>
       <w:r>
-        <w:t>제ch20  통계 수집 ① 자동 수집과 AWR 인프라 — 실습문제 정답 및 해설</w:t>
+        <w:t>ch20  통계 수집 ① 자동 수집과 AWR 인프라 — 실습문제 정답 및 해설</w:t>
       </w:r>
     </w:p>
     <w:p>
